--- a/KURIKULUM2026_REVISI/025_REKOMENDASI_PENGEMBANGAN_MK_PEMINATAN_DAN_CROSS_TRACK_2027.docx
+++ b/KURIKULUM2026_REVISI/025_REKOMENDASI_PENGEMBANGAN_MK_PEMINATAN_DAN_CROSS_TRACK_2027.docx
@@ -1730,7 +1730,7 @@
                 <w:color w:val="A02828"/>
                 <w:sz w:val="18"/>
               </w:rPr>
-              <w:t>STA-01</w:t>
+              <w:t>STA-501</w:t>
             </w:r>
           </w:p>
         </w:tc>
@@ -1838,7 +1838,7 @@
                 <w:color w:val="A02828"/>
                 <w:sz w:val="18"/>
               </w:rPr>
-              <w:t>STI-401</w:t>
+              <w:t>STI-413</w:t>
             </w:r>
             <w:r>
               <w:rPr>
@@ -1960,7 +1960,7 @@
                 <w:color w:val="A02828"/>
                 <w:sz w:val="18"/>
               </w:rPr>
-              <w:t>STA-07</w:t>
+              <w:t>STA-502</w:t>
             </w:r>
           </w:p>
         </w:tc>
@@ -2068,7 +2068,7 @@
                 <w:color w:val="A02828"/>
                 <w:sz w:val="18"/>
               </w:rPr>
-              <w:t>STI-401</w:t>
+              <w:t>STI-413</w:t>
             </w:r>
             <w:r>
               <w:rPr>
@@ -2191,7 +2191,7 @@
                 <w:color w:val="A02828"/>
                 <w:sz w:val="18"/>
               </w:rPr>
-              <w:t>STA-08</w:t>
+              <w:t>STA-503</w:t>
             </w:r>
           </w:p>
         </w:tc>
@@ -2299,7 +2299,7 @@
                 <w:color w:val="A02828"/>
                 <w:sz w:val="18"/>
               </w:rPr>
-              <w:t>STI-401</w:t>
+              <w:t>STI-413</w:t>
             </w:r>
             <w:r>
               <w:rPr>
@@ -2422,7 +2422,7 @@
                 <w:color w:val="A02828"/>
                 <w:sz w:val="18"/>
               </w:rPr>
-              <w:t>STA-02</w:t>
+              <w:t>STA-601</w:t>
             </w:r>
           </w:p>
         </w:tc>
@@ -2530,7 +2530,7 @@
                 <w:color w:val="A02828"/>
                 <w:sz w:val="18"/>
               </w:rPr>
-              <w:t>STI-202</w:t>
+              <w:t>STI-205</w:t>
             </w:r>
             <w:r>
               <w:rPr>
@@ -2652,7 +2652,7 @@
                 <w:color w:val="A02828"/>
                 <w:sz w:val="18"/>
               </w:rPr>
-              <w:t>STA-03</w:t>
+              <w:t>STA-602</w:t>
             </w:r>
           </w:p>
         </w:tc>
@@ -2760,7 +2760,7 @@
                 <w:color w:val="A02828"/>
                 <w:sz w:val="18"/>
               </w:rPr>
-              <w:t>STI-302</w:t>
+              <w:t>STI-307</w:t>
             </w:r>
             <w:r>
               <w:rPr>
@@ -2882,7 +2882,7 @@
                 <w:color w:val="A02828"/>
                 <w:sz w:val="18"/>
               </w:rPr>
-              <w:t>STA-09</w:t>
+              <w:t>STA-603</w:t>
             </w:r>
           </w:p>
         </w:tc>
@@ -2990,7 +2990,7 @@
                 <w:color w:val="A02828"/>
                 <w:sz w:val="18"/>
               </w:rPr>
-              <w:t>STI-402</w:t>
+              <w:t>STI-415</w:t>
             </w:r>
             <w:r>
               <w:rPr>
@@ -3006,7 +3006,7 @@
                 <w:color w:val="A02828"/>
                 <w:sz w:val="18"/>
               </w:rPr>
-              <w:t>STI-503</w:t>
+              <w:t>STI-520</w:t>
             </w:r>
           </w:p>
         </w:tc>
@@ -3121,7 +3121,7 @@
                 <w:color w:val="A02828"/>
                 <w:sz w:val="18"/>
               </w:rPr>
-              <w:t>STA-10</w:t>
+              <w:t>STA-604</w:t>
             </w:r>
           </w:p>
         </w:tc>
@@ -3229,7 +3229,7 @@
                 <w:color w:val="A02828"/>
                 <w:sz w:val="18"/>
               </w:rPr>
-              <w:t>STI-504</w:t>
+              <w:t>STI-521</w:t>
             </w:r>
             <w:r>
               <w:rPr>
@@ -3245,7 +3245,7 @@
                 <w:color w:val="A02828"/>
                 <w:sz w:val="18"/>
               </w:rPr>
-              <w:t>STI-501</w:t>
+              <w:t>STI-626</w:t>
             </w:r>
             <w:r>
               <w:rPr>
@@ -3368,7 +3368,7 @@
                 <w:color w:val="A02828"/>
                 <w:sz w:val="18"/>
               </w:rPr>
-              <w:t>STA-04</w:t>
+              <w:t>STA-701</w:t>
             </w:r>
           </w:p>
         </w:tc>
@@ -3476,7 +3476,7 @@
                 <w:color w:val="A02828"/>
                 <w:sz w:val="18"/>
               </w:rPr>
-              <w:t>STI-501</w:t>
+              <w:t>STI-626</w:t>
             </w:r>
             <w:r>
               <w:rPr>
@@ -3492,7 +3492,7 @@
                 <w:color w:val="A02828"/>
                 <w:sz w:val="18"/>
               </w:rPr>
-              <w:t>STI-404</w:t>
+              <w:t>STI-417</w:t>
             </w:r>
             <w:r>
               <w:rPr>
@@ -3614,7 +3614,7 @@
                 <w:color w:val="A02828"/>
                 <w:sz w:val="18"/>
               </w:rPr>
-              <w:t>STA-05</w:t>
+              <w:t>STA-702</w:t>
             </w:r>
           </w:p>
         </w:tc>
@@ -3722,7 +3722,7 @@
                 <w:color w:val="A02828"/>
                 <w:sz w:val="18"/>
               </w:rPr>
-              <w:t>STI-403</w:t>
+              <w:t>STI-414</w:t>
             </w:r>
             <w:r>
               <w:rPr>
@@ -3738,7 +3738,7 @@
                 <w:color w:val="A02828"/>
                 <w:sz w:val="18"/>
               </w:rPr>
-              <w:t>STI-501</w:t>
+              <w:t>STI-626</w:t>
             </w:r>
             <w:r>
               <w:rPr>
@@ -3860,7 +3860,7 @@
                 <w:color w:val="A02828"/>
                 <w:sz w:val="18"/>
               </w:rPr>
-              <w:t>STA-06</w:t>
+              <w:t>STA-703</w:t>
             </w:r>
           </w:p>
         </w:tc>
@@ -3968,7 +3968,7 @@
                 <w:color w:val="A02828"/>
                 <w:sz w:val="18"/>
               </w:rPr>
-              <w:t>STI-504</w:t>
+              <w:t>STI-521</w:t>
             </w:r>
             <w:r>
               <w:rPr>
@@ -3984,7 +3984,7 @@
                 <w:color w:val="A02828"/>
                 <w:sz w:val="18"/>
               </w:rPr>
-              <w:t>STA-07</w:t>
+              <w:t>STA-502</w:t>
             </w:r>
             <w:r>
               <w:rPr>
@@ -4106,7 +4106,7 @@
                 <w:color w:val="A02828"/>
                 <w:sz w:val="18"/>
               </w:rPr>
-              <w:t>STA-11</w:t>
+              <w:t>STA-704</w:t>
             </w:r>
           </w:p>
         </w:tc>
@@ -4214,7 +4214,7 @@
                 <w:color w:val="A02828"/>
                 <w:sz w:val="18"/>
               </w:rPr>
-              <w:t>STI-403</w:t>
+              <w:t>STI-414</w:t>
             </w:r>
             <w:r>
               <w:rPr>
@@ -4230,7 +4230,7 @@
                 <w:color w:val="A02828"/>
                 <w:sz w:val="18"/>
               </w:rPr>
-              <w:t>STI-501</w:t>
+              <w:t>STI-626</w:t>
             </w:r>
             <w:r>
               <w:rPr>
@@ -4353,7 +4353,7 @@
                 <w:color w:val="A02828"/>
                 <w:sz w:val="18"/>
               </w:rPr>
-              <w:t>STA-12</w:t>
+              <w:t>STA-705</w:t>
             </w:r>
           </w:p>
         </w:tc>
@@ -4461,7 +4461,7 @@
                 <w:color w:val="A02828"/>
                 <w:sz w:val="18"/>
               </w:rPr>
-              <w:t>STI-504</w:t>
+              <w:t>STI-521</w:t>
             </w:r>
             <w:r>
               <w:rPr>
@@ -4477,7 +4477,7 @@
                 <w:color w:val="A02828"/>
                 <w:sz w:val="18"/>
               </w:rPr>
-              <w:t>STA-07</w:t>
+              <w:t>STA-502</w:t>
             </w:r>
             <w:r>
               <w:rPr>
@@ -4939,7 +4939,7 @@
                 <w:color w:val="A02828"/>
                 <w:sz w:val="18"/>
               </w:rPr>
-              <w:t>STB-01</w:t>
+              <w:t>STB-501</w:t>
             </w:r>
           </w:p>
         </w:tc>
@@ -5047,7 +5047,7 @@
                 <w:color w:val="A02828"/>
                 <w:sz w:val="18"/>
               </w:rPr>
-              <w:t>STI-405</w:t>
+              <w:t>STI-418</w:t>
             </w:r>
             <w:r>
               <w:rPr>
@@ -5169,7 +5169,7 @@
                 <w:color w:val="A02828"/>
                 <w:sz w:val="18"/>
               </w:rPr>
-              <w:t>STB-07</w:t>
+              <w:t>STB-502</w:t>
             </w:r>
           </w:p>
         </w:tc>
@@ -5277,7 +5277,7 @@
                 <w:color w:val="A02828"/>
                 <w:sz w:val="18"/>
               </w:rPr>
-              <w:t>STI-305</w:t>
+              <w:t>STI-310</w:t>
             </w:r>
             <w:r>
               <w:rPr>
@@ -5293,7 +5293,7 @@
                 <w:color w:val="A02828"/>
                 <w:sz w:val="18"/>
               </w:rPr>
-              <w:t>STI-307</w:t>
+              <w:t>STI-312</w:t>
             </w:r>
             <w:r>
               <w:rPr>
@@ -5416,7 +5416,7 @@
                 <w:color w:val="A02828"/>
                 <w:sz w:val="18"/>
               </w:rPr>
-              <w:t>STB-08</w:t>
+              <w:t>STB-503</w:t>
             </w:r>
           </w:p>
         </w:tc>
@@ -5524,7 +5524,7 @@
                 <w:color w:val="A02828"/>
                 <w:sz w:val="18"/>
               </w:rPr>
-              <w:t>STI-307</w:t>
+              <w:t>STI-312</w:t>
             </w:r>
             <w:r>
               <w:rPr>
@@ -5647,7 +5647,7 @@
                 <w:color w:val="A02828"/>
                 <w:sz w:val="18"/>
               </w:rPr>
-              <w:t>STB-02</w:t>
+              <w:t>STB-601</w:t>
             </w:r>
           </w:p>
         </w:tc>
@@ -5755,7 +5755,7 @@
                 <w:color w:val="A02828"/>
                 <w:sz w:val="18"/>
               </w:rPr>
-              <w:t>STI-404</w:t>
+              <w:t>STI-417</w:t>
             </w:r>
             <w:r>
               <w:rPr>
@@ -5877,7 +5877,7 @@
                 <w:color w:val="A02828"/>
                 <w:sz w:val="18"/>
               </w:rPr>
-              <w:t>STB-03</w:t>
+              <w:t>STB-602</w:t>
             </w:r>
           </w:p>
         </w:tc>
@@ -5985,7 +5985,7 @@
                 <w:color w:val="A02828"/>
                 <w:sz w:val="18"/>
               </w:rPr>
-              <w:t>STI-405</w:t>
+              <w:t>STI-418</w:t>
             </w:r>
             <w:r>
               <w:rPr>
@@ -6107,7 +6107,7 @@
                 <w:color w:val="A02828"/>
                 <w:sz w:val="18"/>
               </w:rPr>
-              <w:t>STB-09</w:t>
+              <w:t>STB-603</w:t>
             </w:r>
           </w:p>
         </w:tc>
@@ -6215,7 +6215,7 @@
                 <w:color w:val="A02828"/>
                 <w:sz w:val="18"/>
               </w:rPr>
-              <w:t>STB-01</w:t>
+              <w:t>STB-501</w:t>
             </w:r>
             <w:r>
               <w:rPr>
@@ -6338,7 +6338,7 @@
                 <w:color w:val="A02828"/>
                 <w:sz w:val="18"/>
               </w:rPr>
-              <w:t>STB-10</w:t>
+              <w:t>STB-604</w:t>
             </w:r>
           </w:p>
         </w:tc>
@@ -6446,7 +6446,7 @@
                 <w:color w:val="A02828"/>
                 <w:sz w:val="18"/>
               </w:rPr>
-              <w:t>STI-404</w:t>
+              <w:t>STI-417</w:t>
             </w:r>
             <w:r>
               <w:rPr>
@@ -6462,7 +6462,7 @@
                 <w:color w:val="A02828"/>
                 <w:sz w:val="18"/>
               </w:rPr>
-              <w:t>STB-02</w:t>
+              <w:t>STB-601</w:t>
             </w:r>
           </w:p>
         </w:tc>
@@ -6577,7 +6577,7 @@
                 <w:color w:val="A02828"/>
                 <w:sz w:val="18"/>
               </w:rPr>
-              <w:t>STB-04</w:t>
+              <w:t>STB-701</w:t>
             </w:r>
           </w:p>
         </w:tc>
@@ -6685,7 +6685,7 @@
                 <w:color w:val="A02828"/>
                 <w:sz w:val="18"/>
               </w:rPr>
-              <w:t>STI-506</w:t>
+              <w:t>STI-523</w:t>
             </w:r>
             <w:r>
               <w:rPr>
@@ -6807,7 +6807,7 @@
                 <w:color w:val="A02828"/>
                 <w:sz w:val="18"/>
               </w:rPr>
-              <w:t>STB-05</w:t>
+              <w:t>STB-702</w:t>
             </w:r>
           </w:p>
         </w:tc>
@@ -6915,7 +6915,7 @@
                 <w:color w:val="A02828"/>
                 <w:sz w:val="18"/>
               </w:rPr>
-              <w:t>STI-506</w:t>
+              <w:t>STI-523</w:t>
             </w:r>
             <w:r>
               <w:rPr>
@@ -7037,7 +7037,7 @@
                 <w:color w:val="A02828"/>
                 <w:sz w:val="18"/>
               </w:rPr>
-              <w:t>STB-06</w:t>
+              <w:t>STB-703</w:t>
             </w:r>
           </w:p>
         </w:tc>
@@ -7145,7 +7145,7 @@
                 <w:color w:val="A02828"/>
                 <w:sz w:val="18"/>
               </w:rPr>
-              <w:t>STI-301</w:t>
+              <w:t>STI-306</w:t>
             </w:r>
             <w:r>
               <w:rPr>
@@ -7267,7 +7267,7 @@
                 <w:color w:val="A02828"/>
                 <w:sz w:val="18"/>
               </w:rPr>
-              <w:t>STB-11</w:t>
+              <w:t>STB-704</w:t>
             </w:r>
           </w:p>
         </w:tc>
@@ -7375,7 +7375,7 @@
                 <w:color w:val="A02828"/>
                 <w:sz w:val="18"/>
               </w:rPr>
-              <w:t>STB-01</w:t>
+              <w:t>STB-501</w:t>
             </w:r>
             <w:r>
               <w:rPr>
@@ -7391,7 +7391,7 @@
                 <w:color w:val="A02828"/>
                 <w:sz w:val="18"/>
               </w:rPr>
-              <w:t>STI-603</w:t>
+              <w:t>STI-626</w:t>
             </w:r>
           </w:p>
         </w:tc>
@@ -7506,7 +7506,7 @@
                 <w:color w:val="A02828"/>
                 <w:sz w:val="18"/>
               </w:rPr>
-              <w:t>STB-12</w:t>
+              <w:t>STB-705</w:t>
             </w:r>
           </w:p>
         </w:tc>
@@ -7614,7 +7614,7 @@
                 <w:color w:val="A02828"/>
                 <w:sz w:val="18"/>
               </w:rPr>
-              <w:t>STI-404</w:t>
+              <w:t>STI-417</w:t>
             </w:r>
             <w:r>
               <w:rPr>
@@ -7630,7 +7630,7 @@
                 <w:color w:val="A02828"/>
                 <w:sz w:val="18"/>
               </w:rPr>
-              <w:t>STI-405</w:t>
+              <w:t>STI-418</w:t>
             </w:r>
           </w:p>
         </w:tc>
@@ -8102,7 +8102,7 @@
                 <w:color w:val="A02828"/>
                 <w:sz w:val="18"/>
               </w:rPr>
-              <w:t>STC-01</w:t>
+              <w:t>STC-501</w:t>
             </w:r>
           </w:p>
         </w:tc>
@@ -8210,7 +8210,7 @@
                 <w:color w:val="A02828"/>
                 <w:sz w:val="18"/>
               </w:rPr>
-              <w:t>STI-303</w:t>
+              <w:t>STI-308</w:t>
             </w:r>
             <w:r>
               <w:rPr>
@@ -8332,7 +8332,7 @@
                 <w:color w:val="A02828"/>
                 <w:sz w:val="18"/>
               </w:rPr>
-              <w:t>STC-07</w:t>
+              <w:t>STC-502</w:t>
             </w:r>
           </w:p>
         </w:tc>
@@ -8440,7 +8440,7 @@
                 <w:color w:val="A02828"/>
                 <w:sz w:val="18"/>
               </w:rPr>
-              <w:t>STI-303</w:t>
+              <w:t>STI-308</w:t>
             </w:r>
             <w:r>
               <w:rPr>
@@ -8563,7 +8563,7 @@
                 <w:color w:val="A02828"/>
                 <w:sz w:val="18"/>
               </w:rPr>
-              <w:t>STC-08</w:t>
+              <w:t>STC-503</w:t>
             </w:r>
           </w:p>
         </w:tc>
@@ -8671,7 +8671,7 @@
                 <w:color w:val="A02828"/>
                 <w:sz w:val="18"/>
               </w:rPr>
-              <w:t>STI-306</w:t>
+              <w:t>STI-311</w:t>
             </w:r>
             <w:r>
               <w:rPr>
@@ -8687,7 +8687,7 @@
                 <w:color w:val="A02828"/>
                 <w:sz w:val="18"/>
               </w:rPr>
-              <w:t>STI-407</w:t>
+              <w:t>STI-416</w:t>
             </w:r>
           </w:p>
         </w:tc>
@@ -8802,7 +8802,7 @@
                 <w:color w:val="A02828"/>
                 <w:sz w:val="18"/>
               </w:rPr>
-              <w:t>STC-02</w:t>
+              <w:t>STC-601</w:t>
             </w:r>
           </w:p>
         </w:tc>
@@ -8910,7 +8910,7 @@
                 <w:color w:val="A02828"/>
                 <w:sz w:val="18"/>
               </w:rPr>
-              <w:t>STI-301</w:t>
+              <w:t>STI-306</w:t>
             </w:r>
             <w:r>
               <w:rPr>
@@ -9032,7 +9032,7 @@
                 <w:color w:val="A02828"/>
                 <w:sz w:val="18"/>
               </w:rPr>
-              <w:t>STC-03</w:t>
+              <w:t>STC-602</w:t>
             </w:r>
           </w:p>
         </w:tc>
@@ -9140,7 +9140,7 @@
                 <w:color w:val="A02828"/>
                 <w:sz w:val="18"/>
               </w:rPr>
-              <w:t>STI-407</w:t>
+              <w:t>STI-416</w:t>
             </w:r>
             <w:r>
               <w:rPr>
@@ -9262,7 +9262,7 @@
                 <w:color w:val="A02828"/>
                 <w:sz w:val="18"/>
               </w:rPr>
-              <w:t>STC-09</w:t>
+              <w:t>STC-603</w:t>
             </w:r>
           </w:p>
         </w:tc>
@@ -9370,7 +9370,7 @@
                 <w:color w:val="A02828"/>
                 <w:sz w:val="18"/>
               </w:rPr>
-              <w:t>STI-407</w:t>
+              <w:t>STI-416</w:t>
             </w:r>
             <w:r>
               <w:rPr>
@@ -9386,7 +9386,7 @@
                 <w:color w:val="A02828"/>
                 <w:sz w:val="18"/>
               </w:rPr>
-              <w:t>STI-604</w:t>
+              <w:t>STI-627</w:t>
             </w:r>
           </w:p>
         </w:tc>
@@ -9501,7 +9501,7 @@
                 <w:color w:val="A02828"/>
                 <w:sz w:val="18"/>
               </w:rPr>
-              <w:t>STC-10</w:t>
+              <w:t>STC-604</w:t>
             </w:r>
           </w:p>
         </w:tc>
@@ -9609,7 +9609,7 @@
                 <w:color w:val="A02828"/>
                 <w:sz w:val="18"/>
               </w:rPr>
-              <w:t>STI-505</w:t>
+              <w:t>STI-522</w:t>
             </w:r>
             <w:r>
               <w:rPr>
@@ -9732,7 +9732,7 @@
                 <w:color w:val="A02828"/>
                 <w:sz w:val="18"/>
               </w:rPr>
-              <w:t>STC-04</w:t>
+              <w:t>STC-701</w:t>
             </w:r>
           </w:p>
         </w:tc>
@@ -9840,7 +9840,7 @@
                 <w:color w:val="A02828"/>
                 <w:sz w:val="18"/>
               </w:rPr>
-              <w:t>STI-303</w:t>
+              <w:t>STI-308</w:t>
             </w:r>
             <w:r>
               <w:rPr>
@@ -9856,7 +9856,7 @@
                 <w:color w:val="A02828"/>
                 <w:sz w:val="18"/>
               </w:rPr>
-              <w:t>STI-306</w:t>
+              <w:t>STI-311</w:t>
             </w:r>
           </w:p>
         </w:tc>
@@ -9970,7 +9970,7 @@
                 <w:color w:val="A02828"/>
                 <w:sz w:val="18"/>
               </w:rPr>
-              <w:t>STC-05</w:t>
+              <w:t>STC-702</w:t>
             </w:r>
           </w:p>
         </w:tc>
@@ -10078,7 +10078,7 @@
                 <w:color w:val="A02828"/>
                 <w:sz w:val="18"/>
               </w:rPr>
-              <w:t>STI-604</w:t>
+              <w:t>STI-627</w:t>
             </w:r>
             <w:r>
               <w:rPr>
@@ -10200,7 +10200,7 @@
                 <w:color w:val="A02828"/>
                 <w:sz w:val="18"/>
               </w:rPr>
-              <w:t>STC-06</w:t>
+              <w:t>STC-703</w:t>
             </w:r>
           </w:p>
         </w:tc>
@@ -10308,7 +10308,7 @@
                 <w:color w:val="A02828"/>
                 <w:sz w:val="18"/>
               </w:rPr>
-              <w:t>STI-506</w:t>
+              <w:t>STI-523</w:t>
             </w:r>
             <w:r>
               <w:rPr>
@@ -10430,7 +10430,7 @@
                 <w:color w:val="A02828"/>
                 <w:sz w:val="18"/>
               </w:rPr>
-              <w:t>STC-11</w:t>
+              <w:t>STC-704</w:t>
             </w:r>
           </w:p>
         </w:tc>
@@ -10538,7 +10538,7 @@
                 <w:color w:val="A02828"/>
                 <w:sz w:val="18"/>
               </w:rPr>
-              <w:t>STI-301</w:t>
+              <w:t>STI-306</w:t>
             </w:r>
             <w:r>
               <w:rPr>
@@ -10669,7 +10669,7 @@
                 <w:color w:val="A02828"/>
                 <w:sz w:val="18"/>
               </w:rPr>
-              <w:t>STC-12</w:t>
+              <w:t>STC-705</w:t>
             </w:r>
           </w:p>
         </w:tc>
@@ -10777,7 +10777,7 @@
                 <w:color w:val="A02828"/>
                 <w:sz w:val="18"/>
               </w:rPr>
-              <w:t>STI-407</w:t>
+              <w:t>STI-416</w:t>
             </w:r>
             <w:r>
               <w:rPr>
@@ -10793,7 +10793,7 @@
                 <w:color w:val="A02828"/>
                 <w:sz w:val="18"/>
               </w:rPr>
-              <w:t>STI-405</w:t>
+              <w:t>STI-418</w:t>
             </w:r>
           </w:p>
         </w:tc>
@@ -11572,7 +11572,7 @@
           <w:color w:val="A02828"/>
           <w:sz w:val="20"/>
         </w:rPr>
-        <w:t>STA-07..12</w:t>
+        <w:t>STA-502..705</w:t>
       </w:r>
       <w:r>
         <w:rPr>
@@ -11588,7 +11588,7 @@
           <w:color w:val="A02828"/>
           <w:sz w:val="20"/>
         </w:rPr>
-        <w:t>STB-07..12</w:t>
+        <w:t>STB-502..705</w:t>
       </w:r>
       <w:r>
         <w:rPr>
@@ -11604,7 +11604,7 @@
           <w:color w:val="A02828"/>
           <w:sz w:val="20"/>
         </w:rPr>
-        <w:t>STC-07..12</w:t>
+        <w:t>STC-502..705</w:t>
       </w:r>
       <w:r>
         <w:rPr>
